--- a/WSEE-0.1.0-Minecraft-26.3-Fabric-NeoForge-详细规格.docx
+++ b/WSEE-0.1.0-Minecraft-26.3-Fabric-NeoForge-详细规格.docx
@@ -20342,7 +20342,7 @@
           <w:color w:val="222222"/>
           <w:sz w:val="21"/>
         </w:rPr>
-        <w:t>中文名称：炼化；英文名称：Refining；附魔 ID：wsee:refining。适用装备：镐；最高等级：I。挖掘铁、金、铜矿石时直接掉落对应矿物锭，不经过粗矿阶段。</w:t>
+        <w:t>中文名称：炼化；英文名称：Refining；附魔 ID：wsee:refining。适用装备：镐；最高等级：I。挖掘带有矿石标签且存在熔炼配方的矿石时，直接掉落对应熔炼产物，不经过熔炼炉阶段。</w:t>
       </w:r>
     </w:p>
     <w:p>
@@ -20480,7 +20480,7 @@
                 <w:color w:val="222222"/>
                 <w:sz w:val="17"/>
               </w:rPr>
-              <w:t>铁矿石→铁锭；金矿石→金锭；铜矿石→铜锭；保持原掉落数量与 Fortune 倍数</w:t>
+              <w:t>原版铁、金、铜及其他模组矿石按其熔炼配方输出；保持原掉落数量与 Fortune 倍数</w:t>
             </w:r>
           </w:p>
         </w:tc>
@@ -20517,7 +20517,7 @@
           <w:color w:val="222222"/>
           <w:sz w:val="20"/>
         </w:rPr>
-        <w:t>只处理 wsee:refinable_ores 标签内的矿石；精准采集等非法组合仍由数据、铁砧、附魔台和运行时共同拒绝。</w:t>
+        <w:t>只处理 wsee:refinable_ores 标签内且能匹配熔炼配方的矿石；兼容 minecraft:ores、c:ores 和 forge:ores 标签，精准采集等非法组合仍由数据、铁砧、附魔台和运行时共同拒绝。</w:t>
       </w:r>
     </w:p>
     <w:p>
@@ -20545,7 +20545,7 @@
           <w:color w:val="222222"/>
           <w:sz w:val="20"/>
         </w:rPr>
-        <w:t>不额外产生熔炼经验；掉落表现保持原版掉落事件。</w:t>
+        <w:t>不额外生成熔炼经验；掉落表现保持原版掉落事件。</w:t>
       </w:r>
     </w:p>
     <w:p>

--- a/WSEE-0.1.0-Minecraft-26.3-Fabric-NeoForge-详细规格.docx
+++ b/WSEE-0.1.0-Minecraft-26.3-Fabric-NeoForge-详细规格.docx
@@ -2533,7 +2533,7 @@
                 <w:color w:val="222222"/>
                 <w:sz w:val="15"/>
               </w:rPr>
-              <w:t>弩</w:t>
+              <w:t>弓、弩</w:t>
             </w:r>
           </w:p>
         </w:tc>
@@ -2571,7 +2571,7 @@
                 <w:color w:val="222222"/>
                 <w:sz w:val="15"/>
               </w:rPr>
-              <w:t>与聚束及原版多重射击冲突。</w:t>
+              <w:t>与聚束及原版多重射击冲突；可与爆矢、追踪共存。</w:t>
             </w:r>
           </w:p>
         </w:tc>
@@ -3693,7 +3693,7 @@
                 <w:color w:val="222222"/>
                 <w:sz w:val="15"/>
               </w:rPr>
-              <w:t>弓</w:t>
+              <w:t>弓、弩</w:t>
             </w:r>
           </w:p>
         </w:tc>
@@ -3731,7 +3731,7 @@
                 <w:color w:val="222222"/>
                 <w:sz w:val="15"/>
               </w:rPr>
-              <w:t>与箭雨冲突。</w:t>
+              <w:t>与箭雨冲突；可与扩容、追踪共存。</w:t>
             </w:r>
           </w:p>
         </w:tc>
@@ -3925,7 +3925,7 @@
                 <w:color w:val="222222"/>
                 <w:sz w:val="15"/>
               </w:rPr>
-              <w:t>弓</w:t>
+              <w:t>弓、弩</w:t>
             </w:r>
           </w:p>
         </w:tc>
@@ -3963,7 +3963,7 @@
                 <w:color w:val="222222"/>
                 <w:sz w:val="15"/>
               </w:rPr>
-              <w:t>无</w:t>
+              <w:t>无额外冲突；可与扩容、爆矢和箭雨共存。</w:t>
             </w:r>
           </w:p>
         </w:tc>
@@ -6030,7 +6030,7 @@
                 <w:color w:val="222222"/>
                 <w:sz w:val="16"/>
               </w:rPr>
-              <w:t>弩</w:t>
+              <w:t>弓、弩</w:t>
             </w:r>
           </w:p>
         </w:tc>
@@ -6456,6 +6456,65 @@
                 <w:sz w:val="16"/>
               </w:rPr>
               <w:t>投掷三叉戟</w:t>
+            </w:r>
+          </w:p>
+        </w:tc>
+      </w:tr>
+      <w:tr>
+        <w:trPr>
+          <w:cantSplit w:val="true"/>
+        </w:trPr>
+        <w:tc>
+          <w:tcPr>
+            <w:tcW w:type="dxa" w:w="1500"/>
+          </w:tcPr>
+          <w:p>
+            <w:pPr>
+              <w:spacing w:after="20" w:line="252" w:lineRule="auto"/>
+            </w:pPr>
+            <w:r>
+              <w:rPr>
+                <w:rFonts w:ascii="Microsoft YaHei" w:hAnsi="Microsoft YaHei" w:eastAsia="Microsoft YaHei"/>
+                <w:color w:val="222222"/>
+                <w:sz w:val="16"/>
+              </w:rPr>
+              <w:t>爆矢</w:t>
+            </w:r>
+          </w:p>
+        </w:tc>
+        <w:tc>
+          <w:tcPr>
+            <w:tcW w:type="dxa" w:w="5200"/>
+          </w:tcPr>
+          <w:p>
+            <w:pPr>
+              <w:spacing w:after="20" w:line="252" w:lineRule="auto"/>
+            </w:pPr>
+            <w:r>
+              <w:rPr>
+                <w:rFonts w:ascii="Microsoft YaHei" w:hAnsi="Microsoft YaHei" w:eastAsia="Microsoft YaHei"/>
+                <w:color w:val="222222"/>
+                <w:sz w:val="16"/>
+              </w:rPr>
+              <w:t>箭雨</w:t>
+            </w:r>
+          </w:p>
+        </w:tc>
+        <w:tc>
+          <w:tcPr>
+            <w:tcW w:type="dxa" w:w="2660"/>
+          </w:tcPr>
+          <w:p>
+            <w:pPr>
+              <w:spacing w:after="20" w:line="252" w:lineRule="auto"/>
+            </w:pPr>
+            <w:r>
+              <w:rPr>
+                <w:rFonts w:ascii="Microsoft YaHei" w:hAnsi="Microsoft YaHei" w:eastAsia="Microsoft YaHei"/>
+                <w:color w:val="222222"/>
+                <w:sz w:val="16"/>
+              </w:rPr>
+              <w:t>弓、弩</w:t>
             </w:r>
           </w:p>
         </w:tc>
@@ -11476,7 +11535,7 @@
           <w:color w:val="222222"/>
           <w:sz w:val="21"/>
         </w:rPr>
-        <w:t>中文名称：扩容；英文名称：Expansion；附魔 ID：wsee:expansion。适用装备：弩；最高等级：III。一次装填生成连续发射的额外箭矢，增加覆盖而不改变弩的基础伤害计算。</w:t>
+        <w:t>中文名称：扩容；英文名称：Expansion；附魔 ID：wsee:expansion。适用装备：弓与弩；最高等级：III。一次射击生成连续发射的额外箭矢，增加覆盖而不改变基础箭伤害计算。</w:t>
       </w:r>
     </w:p>
     <w:p>
@@ -11735,7 +11794,7 @@
           <w:color w:val="222222"/>
           <w:sz w:val="20"/>
         </w:rPr>
-        <w:t>仅弩有效；生成的每支箭独立保留命中、护甲、盾牌和无敌帧行为。</w:t>
+        <w:t>弓和弩均有效；生成的每支箭独立保留命中、护甲、盾牌和无敌帧行为。</w:t>
       </w:r>
     </w:p>
     <w:p>
@@ -11793,7 +11852,7 @@
           <w:color w:val="222222"/>
           <w:sz w:val="21"/>
         </w:rPr>
-        <w:t>与聚束及原版多重射击冲突。</w:t>
+        <w:t>与聚束及原版多重射击冲突；可与爆矢、追踪共存。</w:t>
       </w:r>
     </w:p>
     <w:p>
@@ -13523,7 +13582,7 @@
           <w:color w:val="222222"/>
           <w:sz w:val="21"/>
         </w:rPr>
-        <w:t>中文名称：爆矢；英文名称：Explosive Arrow；附魔 ID：wsee:explosive_arrow。适用装备：弓；最高等级：III。箭命中实体或方块后延迟爆炸，爆炸基础伤害取射击者攻击力。</w:t>
+        <w:t>中文名称：爆矢；英文名称：Explosive Arrow；附魔 ID：wsee:explosive_arrow。适用装备：弓与弩；最高等级：III。箭命中实体或方块后延迟爆炸，爆炸基础伤害取射击者攻击力。</w:t>
       </w:r>
     </w:p>
     <w:p>
@@ -13782,7 +13841,7 @@
           <w:color w:val="222222"/>
           <w:sz w:val="20"/>
         </w:rPr>
-        <w:t>实体命中和方块命中都必须触发；延迟期间保留箭的归属和碰撞状态。</w:t>
+        <w:t>实体命中和方块命中都必须触发；弓箭和弩箭在延迟期间都保留归属和碰撞状态。</w:t>
       </w:r>
     </w:p>
     <w:p>
@@ -13840,7 +13899,7 @@
           <w:color w:val="222222"/>
           <w:sz w:val="21"/>
         </w:rPr>
-        <w:t>与箭雨冲突。</w:t>
+        <w:t>与箭雨冲突；可与扩容、追踪共存。</w:t>
       </w:r>
     </w:p>
     <w:p>
@@ -14539,7 +14598,7 @@
           <w:color w:val="222222"/>
           <w:sz w:val="21"/>
         </w:rPr>
-        <w:t>中文名称：追踪；英文名称：Tracking；附魔 ID：wsee:tracking。适用装备：弓；最高等级：III。拉弓达到 80% 后锁定一个目标，在有限时间内以受限角速度轻微修正箭矢方向。</w:t>
+        <w:t>中文名称：追踪；英文名称：Tracking；附魔 ID：wsee:tracking。适用装备：弓与弩；最高等级：III。弓箭或弩箭达到至少 80% 发射强度后锁定一个目标，在有限时间内以受限角速度轻微修正箭矢方向。</w:t>
       </w:r>
     </w:p>
     <w:p>
@@ -14856,7 +14915,7 @@
           <w:color w:val="222222"/>
           <w:sz w:val="21"/>
         </w:rPr>
-        <w:t>无额外冲突。</w:t>
+        <w:t>无额外冲突；可与扩容、爆矢和箭雨共存。</w:t>
       </w:r>
     </w:p>
     <w:p>

--- a/WSEE-0.1.0-Minecraft-26.3-Fabric-NeoForge-详细规格.docx
+++ b/WSEE-0.1.0-Minecraft-26.3-Fabric-NeoForge-详细规格.docx
@@ -6912,7 +6912,7 @@
           <w:color w:val="222222"/>
           <w:sz w:val="20"/>
         </w:rPr>
-        <w:t>飞勾飞行途中不下坠；任意实体或方块表面都可成为锚点，接触后立即自动牵引，空气不能成为锚点。</w:t>
+        <w:t>飞勾保留原版重力，以向下弯曲的抛物线飞行；任意实体或有实体碰撞形状的方块表面可成为锚点，接触后立即自动牵引，空气不能成为锚点。</w:t>
       </w:r>
     </w:p>
     <w:p>
@@ -20032,6 +20032,47 @@
           </w:p>
         </w:tc>
       </w:tr>
+      <w:tr>
+        <w:trPr>
+          <w:cantSplit w:val="true"/>
+        </w:trPr>
+        <w:tc>
+          <w:tcPr>
+            <w:tcW w:type="dxa" w:w="1800"/>
+          </w:tcPr>
+          <w:p>
+            <w:pPr>
+              <w:spacing w:after="20" w:line="252" w:lineRule="auto"/>
+            </w:pPr>
+            <w:r>
+              <w:rPr>
+                <w:rFonts w:ascii="Microsoft YaHei" w:hAnsi="Microsoft YaHei" w:eastAsia="Microsoft YaHei"/>
+                <w:color w:val="222222"/>
+                <w:sz w:val="17"/>
+              </w:rPr>
+              <w:t>指示器</w:t>
+            </w:r>
+          </w:p>
+        </w:tc>
+        <w:tc>
+          <w:tcPr>
+            <w:tcW w:type="dxa" w:w="7560"/>
+          </w:tcPr>
+          <w:p>
+            <w:pPr>
+              <w:spacing w:after="20" w:line="252" w:lineRule="auto"/>
+            </w:pPr>
+            <w:r>
+              <w:rPr>
+                <w:rFonts w:ascii="Microsoft YaHei" w:hAnsi="Microsoft YaHei" w:eastAsia="Microsoft YaHei"/>
+                <w:color w:val="222222"/>
+                <w:sz w:val="17"/>
+              </w:rPr>
+              <w:t>恢复后显示 2 秒；最后 0.25 秒淡出</w:t>
+            </w:r>
+          </w:p>
+        </w:tc>
+      </w:tr>
     </w:tbl>
     <w:p>
       <w:pPr>
@@ -20078,7 +20119,10 @@
           <w:color w:val="222222"/>
           <w:sz w:val="20"/>
         </w:rPr>
-        <w:t>第二跳保留 X/Z，Y 直接设为 0.65，不叠加当前 Y；只在真实 onGround 接触时重置可用次数。</w:t>
+        <w:t>第二跳保留 X/Z，Y 直接设为 0.65，不叠加当前 Y；只在真实 onGround 接触时恢复次数，空中重穿靴子或退出游泳等状态不会补充次数。</w:t>
+      </w:r>
+      <w:r>
+        <w:t xml:space="preserve"> 牵引期间成功二段跳会先收回飞勾，避免后续牵引覆盖跳跃速度；未恢复次数时不能借此收钩或刷新次数。</w:t>
       </w:r>
     </w:p>
     <w:p>
@@ -20092,7 +20136,7 @@
           <w:color w:val="222222"/>
           <w:sz w:val="20"/>
         </w:rPr>
-        <w:t>墙面、实体、蜘蛛网、梯子、游泳、骑乘、鞘翅、旁观、创造飞行都不能刷新；第二跳将 fall distance 清零，之后恢复原版下落。</w:t>
+        <w:t>藤蔓、梯子等可攀爬方块不再把较高的上升速度压回攀爬速度；保留原版重力、碰撞和攀爬操作。墙面、实体、蜘蛛网、攀爬、游泳、骑乘、鞘翅、旁观、创造飞行都不能刷新次数；第二跳将 fall distance 清零，之后恢复原版下落。</w:t>
       </w:r>
     </w:p>
     <w:p>
@@ -21190,7 +21234,7 @@
           <w:color w:val="222222"/>
           <w:sz w:val="21"/>
         </w:rPr>
-        <w:t>中文名称：飞勾；英文名称：Flying Hook；附魔 ID：wsee:flying_hook。适用装备：钓鱼竿；最高等级：V。加速真实 FishingHook；飞行途中不受下坠影响，接触任意实体或方块表面后固定并自动牵引玩家。</w:t>
+        <w:t>中文名称：飞勾；英文名称：Flying Hook；附魔 ID：wsee:flying_hook。适用装备：钓鱼竿；最高等级：V。加速真实 FishingHook；保留原版重力和空气阻力，以抛物线飞行，接触实体或有实体碰撞形状的方块表面后固定并自动牵引玩家。</w:t>
       </w:r>
     </w:p>
     <w:p>
@@ -21533,7 +21577,7 @@
           <w:color w:val="222222"/>
           <w:sz w:val="20"/>
         </w:rPr>
-        <w:t>鱼钩飞行期间抵消重力下坠；接触任意实体，或方块的顶面、底面及侧面时，以精确命中位置建立锚点并立即开始牵引。</w:t>
+        <w:t>鱼钩保留原版重力和空气阻力，发射加速后以抛物线飞行，碰撞扫掠计入当 tick 的重力下坠；服务端中心射线与真实鱼钩碰撞箱扫掠均使用实体碰撞形状，短草、高草、花与藤蔓不会成为锚点或阻碍牵引，草方块仍可正常挂钩；同时检查这两条命中路径，擦到方块棱边、顶边或不完整碰撞形状时也可正确命中。锚点位于真实接触面，不是扩大的检测边界。</w:t>
       </w:r>
     </w:p>
     <w:p>
@@ -21547,7 +21591,7 @@
           <w:color w:val="222222"/>
           <w:sz w:val="20"/>
         </w:rPr>
-        <w:t>实体锚点保留命中点相对实体的位置并随实体移动；空气不能成为锚点，牵引使用 DeltaMovement，绝不瞬移。</w:t>
+        <w:t>实体锚点保留命中点相对实体的位置并随实体移动；客户端只在服务端确认后固定鱼钩，同时固定当前与上一帧渲染坐标并清除残留插值，避免锚定后上下抖动。牵引使用 DeltaMovement 并同步给玩家，不瞬移；攀爬限速不截断已确认的牵引，仍保留实体碰撞。</w:t>
       </w:r>
     </w:p>
     <w:p>
@@ -21561,7 +21605,7 @@
           <w:color w:val="222222"/>
           <w:sz w:val="20"/>
         </w:rPr>
-        <w:t>距离 ≤1.5 格、持续 60 tick、10 tick 无进展、锚点丢失、跨维度、死亡、骑乘、滑翔或创造飞行时停止。</w:t>
+        <w:t>首次牵引先允许一次实际移动，随后只在已接触的方块表面确实阻止对应方向移动时停止牵引并收钩；向下抛竿时地面支撑不阻断水平牵引，允许原版跨台阶后再判断受阻。墙面、顶棚、边缘等实际阻碍仍会停止牵引，沿墙平移、离开障碍或通过无碰撞的草和藤蔓不会误停。距离 ≤1.5 格、持续 60 tick、10 tick 无有效接近、锚点丢失、跨维度、死亡、骑乘、滑翔或创造飞行时同样停止。累计接近 0.01 格即重置无进展计数，低速移动不再因单 tick 不足 0.1 格被提前停止。</w:t>
       </w:r>
     </w:p>
     <w:p>
@@ -21575,7 +21619,7 @@
           <w:color w:val="222222"/>
           <w:sz w:val="20"/>
         </w:rPr>
-        <w:t>保留原版收杆耐久规则、摔落伤害重置/恢复、鱼钩碰撞和实体行为；飞勾模式优先于强制非法的饵钓、海之眷顾和空军。</w:t>
+        <w:t>牵引期间成功触发二段跳会收回鱼钩并结束牵引，保留水平速度、将 Y 速度设为 0.65；二段跳不可用时不收钩，不额外恢复跳跃次数。保留原版收杆耐久规则、摔落伤害重置/恢复、鱼钩碰撞和实体行为；飞勾模式优先于强制非法的饵钓、海之眷顾和空军。</w:t>
       </w:r>
     </w:p>
     <w:p>
@@ -23321,7 +23365,7 @@
           <w:color w:val="222222"/>
           <w:sz w:val="20"/>
         </w:rPr>
-        <w:t>人工烟测至少覆盖：合法/非法附魔、剑气挥空、盾击冷却、飞勾无下坠及实体/方块各表面自动锚定牵引、炼化直接出锭、涌流投掷水中触发、箭雨实体/方块命中、二段跳一次性、坠星/震环有效 MACE_SMASH。</w:t>
+        <w:t>人工烟测至少覆盖：合法/非法附魔、剑气挥空、盾击冷却、飞勾抛物线飞行、方块棱边及实体/方块各表面自动锚定牵引、炼化直接出锭、涌流投掷水中触发、箭雨实体/方块命中、二段跳一次性、坠星/震环有效 MACE_SMASH。</w:t>
       </w:r>
     </w:p>
     <w:p>
